--- a/public/fun/forms/이력서_병원행정·간호조무사_9_포트폴리오형.docx
+++ b/public/fun/forms/이력서_병원행정·간호조무사_9_포트폴리오형.docx
@@ -561,7 +561,7 @@
           <w:color w:val="3E3932"/>
           <w:sz w:val="22"/>
         </w:rPr>
-        <w:t>자격 · 면허</w:t>
+        <w:t>학력 · 교육 · 응대 사례</w:t>
       </w:r>
     </w:p>
     <w:tbl>
@@ -609,7 +609,7 @@
                 <w:color w:val="3E3932"/>
                 <w:sz w:val="21"/>
               </w:rPr>
-              <w:t>자격명</w:t>
+              <w:t>학교 / 기관</w:t>
             </w:r>
             <w:r>
               <w:rPr>
@@ -617,7 +617,7 @@
                 <w:sz w:val="18"/>
               </w:rPr>
               <w:tab/>
-              <w:t>취득일</w:t>
+              <w:t>기 간</w:t>
             </w:r>
           </w:p>
           <w:p>
@@ -630,7 +630,7 @@
                 <w:color w:val="A9B0B8"/>
                 <w:sz w:val="18"/>
               </w:rPr>
-              <w:t>발급 기관 · 번 호</w:t>
+              <w:t>내 용</w:t>
             </w:r>
           </w:p>
         </w:tc>
@@ -686,7 +686,7 @@
                 <w:color w:val="3E3932"/>
                 <w:sz w:val="21"/>
               </w:rPr>
-              <w:t>자격명</w:t>
+              <w:t>학교 / 기관</w:t>
             </w:r>
             <w:r>
               <w:rPr>
@@ -694,7 +694,7 @@
                 <w:sz w:val="18"/>
               </w:rPr>
               <w:tab/>
-              <w:t>취득일</w:t>
+              <w:t>기 간</w:t>
             </w:r>
           </w:p>
           <w:p>
@@ -707,7 +707,7 @@
                 <w:color w:val="A9B0B8"/>
                 <w:sz w:val="18"/>
               </w:rPr>
-              <w:t>발급 기관 · 번 호</w:t>
+              <w:t>내 용</w:t>
             </w:r>
           </w:p>
         </w:tc>
@@ -763,7 +763,7 @@
                 <w:color w:val="3E3932"/>
                 <w:sz w:val="21"/>
               </w:rPr>
-              <w:t>자격명</w:t>
+              <w:t>학교 / 기관</w:t>
             </w:r>
             <w:r>
               <w:rPr>
@@ -771,7 +771,7 @@
                 <w:sz w:val="18"/>
               </w:rPr>
               <w:tab/>
-              <w:t>취득일</w:t>
+              <w:t>기 간</w:t>
             </w:r>
           </w:p>
           <w:p>
@@ -784,7 +784,7 @@
                 <w:color w:val="A9B0B8"/>
                 <w:sz w:val="18"/>
               </w:rPr>
-              <w:t>발급 기관 · 번 호</w:t>
+              <w:t>내 용</w:t>
             </w:r>
           </w:p>
         </w:tc>
@@ -1249,7 +1249,7 @@
           <w:color w:val="3E3932"/>
           <w:sz w:val="22"/>
         </w:rPr>
-        <w:t>학력 · 교육 · 응대 사례</w:t>
+        <w:t>자격 · 면허</w:t>
       </w:r>
     </w:p>
     <w:tbl>
@@ -1297,7 +1297,7 @@
                 <w:color w:val="3E3932"/>
                 <w:sz w:val="21"/>
               </w:rPr>
-              <w:t>학교 / 기관</w:t>
+              <w:t>자격명</w:t>
             </w:r>
             <w:r>
               <w:rPr>
@@ -1305,7 +1305,7 @@
                 <w:sz w:val="18"/>
               </w:rPr>
               <w:tab/>
-              <w:t>기 간</w:t>
+              <w:t>취득일</w:t>
             </w:r>
           </w:p>
           <w:p>
@@ -1318,7 +1318,7 @@
                 <w:color w:val="A9B0B8"/>
                 <w:sz w:val="18"/>
               </w:rPr>
-              <w:t>내 용</w:t>
+              <w:t>발급 기관 · 번 호</w:t>
             </w:r>
           </w:p>
         </w:tc>
@@ -1374,7 +1374,7 @@
                 <w:color w:val="3E3932"/>
                 <w:sz w:val="21"/>
               </w:rPr>
-              <w:t>학교 / 기관</w:t>
+              <w:t>자격명</w:t>
             </w:r>
             <w:r>
               <w:rPr>
@@ -1382,7 +1382,7 @@
                 <w:sz w:val="18"/>
               </w:rPr>
               <w:tab/>
-              <w:t>기 간</w:t>
+              <w:t>취득일</w:t>
             </w:r>
           </w:p>
           <w:p>
@@ -1395,7 +1395,7 @@
                 <w:color w:val="A9B0B8"/>
                 <w:sz w:val="18"/>
               </w:rPr>
-              <w:t>내 용</w:t>
+              <w:t>발급 기관 · 번 호</w:t>
             </w:r>
           </w:p>
         </w:tc>
@@ -1451,7 +1451,7 @@
                 <w:color w:val="3E3932"/>
                 <w:sz w:val="21"/>
               </w:rPr>
-              <w:t>학교 / 기관</w:t>
+              <w:t>자격명</w:t>
             </w:r>
             <w:r>
               <w:rPr>
@@ -1459,7 +1459,7 @@
                 <w:sz w:val="18"/>
               </w:rPr>
               <w:tab/>
-              <w:t>기 간</w:t>
+              <w:t>취득일</w:t>
             </w:r>
           </w:p>
           <w:p>
@@ -1472,7 +1472,7 @@
                 <w:color w:val="A9B0B8"/>
                 <w:sz w:val="18"/>
               </w:rPr>
-              <w:t>내 용</w:t>
+              <w:t>발급 기관 · 번 호</w:t>
             </w:r>
           </w:p>
         </w:tc>

--- a/public/fun/forms/이력서_병원행정·간호조무사_9_포트폴리오형.docx
+++ b/public/fun/forms/이력서_병원행정·간호조무사_9_포트폴리오형.docx
@@ -1746,7 +1746,7 @@
                 <w:color w:val="696359"/>
                 <w:sz w:val="19"/>
               </w:rPr>
-              <w:t>2022~현재 · ○○의원 원무 · 일 평균 접수 120명 · 청구 반려율 4% → 1%</w:t>
+              <w:t>기간 입력 · ○○의원 원무 · 일 평균 접수 120명 · 청구 반려율 4% → 1%</w:t>
             </w:r>
           </w:p>
         </w:tc>
